--- a/Лор/Ангелы.docx
+++ b/Лор/Ангелы.docx
@@ -388,23 +388,17 @@
         <w:pStyle w:val="a0"/>
       </w:pPr>
       <w:r>
-        <w:t>Волосы белого цвета</w:t>
-      </w:r>
+        <w:t>фермент, сжигающий жир работает не только в печени и почках</w:t>
+      </w:r>
+      <w:bookmarkStart w:id="0" w:name="_GoBack"/>
+      <w:bookmarkEnd w:id="0"/>
     </w:p>
     <w:p>
       <w:pPr>
         <w:pStyle w:val="a0"/>
       </w:pPr>
       <w:r>
-        <w:t xml:space="preserve">Радужная оболочка глаз имеет цвет от белого, до </w:t>
-      </w:r>
-      <w:proofErr w:type="gramStart"/>
-      <w:r>
-        <w:t>желтого</w:t>
-      </w:r>
-      <w:proofErr w:type="gramEnd"/>
-      <w:r>
-        <w:t>/оранжевого, в зависимости от ранга. Так же повышается светимость радужной оболочки</w:t>
+        <w:t>Волосы белого цвета</w:t>
       </w:r>
     </w:p>
     <w:p>
@@ -412,23 +406,15 @@
         <w:pStyle w:val="a0"/>
       </w:pPr>
       <w:r>
-        <w:t xml:space="preserve">Плотность мышц и костей </w:t>
+        <w:t xml:space="preserve">Радужная оболочка глаз имеет цвет от белого, до </w:t>
       </w:r>
       <w:proofErr w:type="gramStart"/>
       <w:r>
-        <w:t>увеличены</w:t>
+        <w:t>желтого</w:t>
       </w:r>
       <w:proofErr w:type="gramEnd"/>
       <w:r>
-        <w:t xml:space="preserve">. Но </w:t>
-      </w:r>
-      <w:proofErr w:type="gramStart"/>
-      <w:r>
-        <w:t>преобразованы</w:t>
-      </w:r>
-      <w:proofErr w:type="gramEnd"/>
-      <w:r>
-        <w:t xml:space="preserve"> с помощью более легкий, но прочных и легких элементов, совместимы с человеческими.</w:t>
+        <w:t>/оранжевого, в зависимости от ранга. Так же повышается светимость радужной оболочки</w:t>
       </w:r>
     </w:p>
     <w:p>
@@ -436,7 +422,38 @@
         <w:pStyle w:val="a0"/>
       </w:pPr>
       <w:r>
+        <w:t xml:space="preserve">Плотность мышц и костей </w:t>
+      </w:r>
+      <w:proofErr w:type="gramStart"/>
+      <w:r>
+        <w:t>увеличены</w:t>
+      </w:r>
+      <w:proofErr w:type="gramEnd"/>
+      <w:r>
+        <w:t xml:space="preserve">. Но </w:t>
+      </w:r>
+      <w:proofErr w:type="gramStart"/>
+      <w:r>
+        <w:t>преобразованы</w:t>
+      </w:r>
+      <w:proofErr w:type="gramEnd"/>
+      <w:r>
+        <w:t xml:space="preserve"> с помощью более легкий, но прочных и легких элементов, совместимы с человеческими.</w:t>
+      </w:r>
+    </w:p>
+    <w:p>
+      <w:pPr>
+        <w:pStyle w:val="a0"/>
+      </w:pPr>
+      <w:r>
         <w:br w:type="page"/>
+      </w:r>
+      <w:r>
+        <w:lastRenderedPageBreak/>
+        <w:t xml:space="preserve"> </w:t>
+      </w:r>
+      <w:r>
+        <w:br/>
       </w:r>
     </w:p>
     <w:p>
@@ -455,7 +472,6 @@
           <w:sz w:val="40"/>
           <w:szCs w:val="40"/>
         </w:rPr>
-        <w:lastRenderedPageBreak/>
         <w:t>Уровень сил</w:t>
       </w:r>
       <w:r>
@@ -5342,6 +5358,7 @@
           <w:sz w:val="32"/>
           <w:szCs w:val="32"/>
         </w:rPr>
+        <w:lastRenderedPageBreak/>
         <w:t>Сила – сила обычного человека, 350-500 Ньютон сжатия кистью рабочей руки</w:t>
       </w:r>
     </w:p>
@@ -5376,7 +5393,6 @@
           <w:sz w:val="32"/>
           <w:szCs w:val="32"/>
         </w:rPr>
-        <w:lastRenderedPageBreak/>
         <w:t>Выносливость измеряется в часах тренировки</w:t>
       </w:r>
     </w:p>
@@ -5519,8 +5535,6 @@
         </w:rPr>
         <w:t>IV</w:t>
       </w:r>
-      <w:bookmarkStart w:id="0" w:name="_GoBack"/>
-      <w:bookmarkEnd w:id="0"/>
       <w:r>
         <w:rPr>
           <w:sz w:val="32"/>
